--- a/Pharmacology I Exam 1/pharm-exam-1-cram-sheet.docx
+++ b/Pharmacology I Exam 1/pharm-exam-1-cram-sheet.docx
@@ -374,7 +374,7 @@
                 <w:i w:val="0"/>
                 <w:sz w:val="18"/>
               </w:rPr>
-              <w:t>Higher concentration, greater killing. Post-antibiotic effect present. Favours large, widely spaced doses — why aminoglycosides went once daily.</w:t>
+              <w:t>Higher concentration, greater killing. Post-antibiotic effect present. Favors large, widely spaced doses — why aminoglycosides went once daily.</w:t>
             </w:r>
           </w:p>
         </w:tc>
@@ -424,7 +424,7 @@
                 <w:i w:val="0"/>
                 <w:sz w:val="18"/>
               </w:rPr>
-              <w:t>Killing plateaus; what matters is time above the minimal inhibitory concentration, target 40–70% of the interval. No post-antibiotic effect. Favours continuous or frequent infusion.</w:t>
+              <w:t>Killing plateaus; what matters is time above the minimal inhibitory concentration, target 40–70% of the interval. No post-antibiotic effect. Favors continuous or frequent infusion.</w:t>
             </w:r>
           </w:p>
         </w:tc>
@@ -2006,7 +2006,7 @@
                 <w:i w:val="0"/>
                 <w:sz w:val="18"/>
               </w:rPr>
-              <w:t>Three classes: MACROLIDES, FLUOROQUINOLONES, POSACONAZOLE. Blocks the hERG POTASSIUM channel → slower REPOLARISATION → longer QT → TORSADES DE POINTES. Risk multiplies with CONGENITAL LONG QT, STACKED QT DRUGS, or ELECTROLYTE disturbance (class Ia and III antiarrhythmics, low K+, low Mg2+). Treatment of torsades: MAGNESIUM SULFATE 2 g.</w:t>
+              <w:t>Three classes: MACROLIDES, FLUOROQUINOLONES, POSACONAZOLE. Blocks the hERG POTASSIUM channel → slower REPOLARIZATION → longer QT → TORSADES DE POINTES. Risk multiplies with CONGENITAL LONG QT, STACKED QT DRUGS, or ELECTROLYTE disturbance (class Ia and III antiarrhythmics, low K+, low Mg2+). Treatment of torsades: MAGNESIUM SULFATE 2 g.</w:t>
             </w:r>
           </w:p>
         </w:tc>
@@ -2650,7 +2650,7 @@
                 <w:i w:val="0"/>
                 <w:sz w:val="18"/>
               </w:rPr>
-              <w:t>Covers methicillin-resistant Staphylococcus aureus, NOT enterococci. Pneumocystis jirovecii treatment and prophylaxis. Stevens-Johnson syndrome, blood dyscrasias, raises the international normalised ratio with warfarin.</w:t>
+              <w:t>Covers methicillin-resistant Staphylococcus aureus, NOT enterococci. Pneumocystis jirovecii treatment and prophylaxis. Stevens-Johnson syndrome, blood dyscrasias, raises the international normalized ratio with warfarin.</w:t>
             </w:r>
           </w:p>
         </w:tc>
@@ -3094,7 +3094,7 @@
                 <w:i w:val="0"/>
                 <w:sz w:val="18"/>
               </w:rPr>
-              <w:t>Nausea, vomiting, rash, bone marrow suppression, central nervous system effects (seizures, delirium, tremor), CRYSTALLISES IN THE RENAL TUBULE — maintain hydration.</w:t>
+              <w:t>Nausea, vomiting, rash, bone marrow suppression, central nervous system effects (seizures, delirium, tremor), CRYSTALLIZES IN THE RENAL TUBULE — maintain hydration.</w:t>
             </w:r>
           </w:p>
         </w:tc>
@@ -3588,7 +3588,7 @@
                 <w:i w:val="0"/>
                 <w:sz w:val="18"/>
               </w:rPr>
-              <w:t>Fever and chills from interleukin-1 and tumour necrosis factor (pretreat). Hypokalaemia, hypomagnesaemia, hypotension, renal tubule damage — hydrate with normal saline. Lipid formulations cost 20–50× more, less toxic.</w:t>
+              <w:t>Fever and chills from interleukin-1 and tumor necrosis factor (pretreat). Hypokalemia, hypomagnesemia, hypotension, renal tubule damage — hydrate with normal saline. Lipid formulations cost 20–50× more, less toxic.</w:t>
             </w:r>
           </w:p>
         </w:tc>
@@ -5570,7 +5570,7 @@
                 <w:i w:val="0"/>
                 <w:sz w:val="18"/>
               </w:rPr>
-              <w:t>LOCAL: skin atrophy, acne, rosacea, allergic dermatitis to the vehicle. SYSTEMIC: adrenal suppression, infections, hyperglycaemia, GLAUCOMA, CATARACTS, growth retardation in children.</w:t>
+              <w:t>LOCAL: skin atrophy, acne, rosacea, allergic dermatitis to the vehicle. SYSTEMIC: adrenal suppression, infections, hyperglycemia, GLAUCOMA, CATARACTS, growth retardation in children.</w:t>
             </w:r>
           </w:p>
         </w:tc>
@@ -5964,7 +5964,7 @@
                 <w:i w:val="0"/>
                 <w:sz w:val="18"/>
               </w:rPr>
-              <w:t>Frequently causes SENSITISATION. Class can accumulate systemically.</w:t>
+              <w:t>Frequently causes SENSITIZATION. Class can accumulate systemically.</w:t>
             </w:r>
           </w:p>
         </w:tc>
@@ -6214,7 +6214,7 @@
                 <w:i w:val="0"/>
                 <w:sz w:val="18"/>
               </w:rPr>
-              <w:t>ACYCLOVIR, PENCICLOVIR — guanine analogues, recurrent OROLABIAL herpes simplex.</w:t>
+              <w:t>ACYCLOVIR, PENCICLOVIR — guanine analogs, recurrent OROLABIAL herpes simplex.</w:t>
             </w:r>
           </w:p>
         </w:tc>
@@ -6608,7 +6608,7 @@
                 <w:i w:val="0"/>
                 <w:sz w:val="18"/>
               </w:rPr>
-              <w:t>Five subclasses, ONLY M1, M2, M3 functionally characterised. M1 neurons + gastric parietal · M2 neurons + CARDIAC + smooth muscle · M3 neurons + BLADDER + exocrine glands.</w:t>
+              <w:t>Five subclasses, ONLY M1, M2, M3 functionally characterized. M1 neurons + gastric parietal · M2 neurons + CARDIAC + smooth muscle · M3 neurons + BLADDER + exocrine glands.</w:t>
             </w:r>
           </w:p>
         </w:tc>
@@ -7002,7 +7002,7 @@
                 <w:i w:val="0"/>
                 <w:sz w:val="18"/>
               </w:rPr>
-              <w:t>Defecation · Urination · Miosis · Bradycardia · Bronchorrhoea · Bronchospasm · Emesis · Lacrimation · Salivation.</w:t>
+              <w:t>Defecation · Urination · Miosis · Bradycardia · Bronchorrhea · Bronchospasm · Emesis · Lacrimation · Salivation.</w:t>
             </w:r>
           </w:p>
         </w:tc>
@@ -8190,7 +8190,7 @@
                 <w:i w:val="0"/>
                 <w:sz w:val="18"/>
               </w:rPr>
-              <w:t>ANAPHYLAXIS · CARDIAC ARREST · acute bronchospasm. In local anaesthetic to PROLONG the block by vasoconstriction.</w:t>
+              <w:t>ANAPHYLAXIS · CARDIAC ARREST · acute bronchospasm. In local anesthetic to PROLONG the block by vasoconstriction.</w:t>
             </w:r>
           </w:p>
         </w:tc>
@@ -8740,7 +8740,7 @@
                 <w:i w:val="0"/>
                 <w:sz w:val="18"/>
               </w:rPr>
-              <w:t>Nonselective → BRONCHOCONSTRICTION, CONTRAINDICATED in asthma and COPD. MASKS HYPOGLYCAEMIA. Abrupt stop → arrhythmia from RECEPTOR UP-REGULATION.</w:t>
+              <w:t>Nonselective → BRONCHOCONSTRICTION, CONTRAINDICATED in asthma and COPD. MASKS HYPOGLYCEMIA. Abrupt stop → arrhythmia from RECEPTOR UP-REGULATION.</w:t>
             </w:r>
           </w:p>
         </w:tc>
@@ -8910,33 +8910,7 @@
           <w:b w:val="0"/>
           <w:i w:val="0"/>
         </w:rPr>
-        <w:t>← Back to Homepage</w:t>
-      </w:r>
-    </w:p>
-    <w:p>
-      <w:pPr>
-        <w:spacing w:after="120"/>
-      </w:pPr>
-      <w:r>
-        <w:rPr>
-          <w:b w:val="0"/>
-          <w:i w:val="0"/>
-        </w:rPr>
-        <w:t xml:space="preserve">★ </w:t>
-      </w:r>
-      <w:r>
-        <w:rPr>
-          <w:b w:val="0"/>
-          <w:i w:val="0"/>
-        </w:rPr>
-        <w:t>If you see any mistakes, click here to report it</w:t>
-      </w:r>
-      <w:r>
-        <w:rPr>
-          <w:b w:val="0"/>
-          <w:i w:val="0"/>
-        </w:rPr>
-        <w:t xml:space="preserve"> ★</w:t>
+        <w:t xml:space="preserve"> Condensed from the Pharmacology I Exam 1 Study Guide (Class of 2028). For the full explanation and figures behind any of these, see the full guide. Drug dosages are omitted deliberately — Dr. Wood does not test them. </w:t>
       </w:r>
     </w:p>
     <w:sectPr>
